--- a/docs/resume/graham-anderson-resume.docx
+++ b/docs/resume/graham-anderson-resume.docx
@@ -55,22 +55,12 @@
     </w:p>
     <w:p>
       <w:r>
-        <w:t>I build agentic pipelines that run in production, not prototypes. This is current work, not a past chapter: roughly 4,500 commits across tau and agent-skills in the last six months alone, through August 2026. What that buys: multi-agent orchestration with typed DAG contracts and state tracking, tool calling and Model Context Protocol (MCP), large language models (LLM) and generative AI, RAG and knowledge-graph retrieval, and the unglamorous half that keeps them alive — evaluation harnesses, regression gates, observability, and guardrails. I build the shared runtime other teams consume, and I operate it.</w:t>
+        <w:t>Principal AI Engineer and AI Architect building verifiable agent systems, knowledge-graph platforms, and AI infrastructure for high-consequence environments. I have led DARPA research, delivered under ITAR constraints, and now run a one-person applied R&amp;D practice across architecture, code, evaluation, interfaces, and technical briefing.</w:t>
       </w:r>
     </w:p>
     <w:p>
       <w:r>
-        <w:t>Four years on the prime-contractor team of a major DARPA program: Principal Data Scientist and ACERT Technical Lead on ARCOS, delivering knowledge-graph and LLM reasoning for automated certification of mission-critical software. Presented agentic cybersecurity research to AFRL and received a "Hacker" challenge coin. Defense, aerospace, and compliance, where an answer has to be traceable to evidence.</w:t>
-      </w:r>
-    </w:p>
-    <w:p>
-      <w:r>
-        <w:t>Uncommon path, and it is the point: commercial composer for Adidas and Pepsi, Webby-recognized Executive Producer on Sony's God of War, then data science, then four years on a DARPA prime team. Very few people have run both the creative and the verifiable-AI side. Self-contained with it: 15+ years hand-coding, today primarily agentic coding across many harnesses including my own (tau); I design and build my own interfaces — React/D3 graph explorers over knowledge-graph data, agent workspaces, and grahama.co itself — and present the work myself.</w:t>
-      </w:r>
-    </w:p>
-    <w:p>
-      <w:r>
-        <w:t>Open to contract engagements and full-time Principal/Staff AI Engineer, AI Architect, Machine Learning Engineer, LLM Platform, and Security/Compliance AI roles.</w:t>
+        <w:t>My path runs through commercial composition, Webby-recognized interactive production, data science, defense research, formal methods, and agent systems. I am most useful when the problem crosses disciplines and still needs one person to take responsibility for the complete result. Open to scoped consulting and selected Principal, Staff, Architect, LLM Platform, and Security/Compliance AI roles.</w:t>
       </w:r>
     </w:p>
     <w:p>

--- a/docs/resume/graham-anderson-resume.docx
+++ b/docs/resume/graham-anderson-resume.docx
@@ -68,6 +68,38 @@
         <w:pStyle w:val="Heading1"/>
       </w:pPr>
       <w:r>
+        <w:t>SELECTED IMPACT</w:t>
+      </w:r>
+    </w:p>
+    <w:p>
+      <w:pPr>
+        <w:pStyle w:val="ListBullet"/>
+      </w:pPr>
+      <w:r>
+        <w:t>DARPA ARCOS / ACERT — technical lead for knowledge-graph and LLM-assisted certification of mission-critical software, briefing prime-contractor teams and program collaborators while remaining hands-on with architecture and code.</w:t>
+      </w:r>
+    </w:p>
+    <w:p>
+      <w:pPr>
+        <w:pStyle w:val="ListBullet"/>
+      </w:pPr>
+      <w:r>
+        <w:t>Tau and agent-skills — built receipt-gated agent orchestration plus 340+ reusable agent capabilities and 90+ bounded worker roles, with deterministic checks on roughly 85% of the public capability set.</w:t>
+      </w:r>
+    </w:p>
+    <w:p>
+      <w:pPr>
+        <w:pStyle w:val="ListBullet"/>
+      </w:pPr>
+      <w:r>
+        <w:t>Regulated graph-memory and compliance systems — built private RAG/GraphRAG systems over NIST, CWE, MITRE ATT&amp;CK, D3FEND, SPARTA, and requirements-to-proof corpora; public details stay bounded because much client work is export-controlled.</w:t>
+      </w:r>
+    </w:p>
+    <w:p>
+      <w:pPr>
+        <w:pStyle w:val="Heading1"/>
+      </w:pPr>
+      <w:r>
         <w:t>EXPERIENCE</w:t>
       </w:r>
     </w:p>
@@ -86,7 +118,7 @@
     </w:p>
     <w:p>
       <w:r>
-        <w:t>Independent AI engineering practice taking short, scoped engagements for aerospace primes, federally funded laboratories, and defense contractors. Agentic-pipeline work is active daily; every capability below was built or materially advanced in 2026. Client work is export-controlled (ITAR) and names are withheld; publicly releasable engineering is at github.com/grahama1970.</w:t>
+        <w:t>Independent AI engineering practice taking short, scoped engagements for aerospace primes, federally funded laboratories, and defense contractors. Agentic-pipeline work is active daily; client work is export-controlled (ITAR) and names are withheld; publicly releasable engineering is at github.com/grahama1970.</w:t>
       </w:r>
     </w:p>
     <w:p>
@@ -94,7 +126,7 @@
         <w:pStyle w:val="ListBullet"/>
       </w:pPr>
       <w:r>
-        <w:t>Built tau, a receipt-gated multi-agent orchestration harness: goals compile to typed DAG contracts; every handoff must produce a schema-valid receipt or validator result — no receipt, no action.</w:t>
+        <w:t>Built and maintained tau, agent-skills, scillm, extraction, evidence, and evaluation systems for agent work that must produce receipts, checks, and explicit limits instead of only plausible outputs.</w:t>
       </w:r>
     </w:p>
     <w:p>
@@ -102,7 +134,7 @@
         <w:pStyle w:val="ListBullet"/>
       </w:pPr>
       <w:r>
-        <w:t>Develop a heavily diverged fork of pdf_oxide (origin: yfedoseev/pdf_oxide, MIT/Apache-2.0; independent since Mar 2026): 430 commits, ~137K lines added — Rust-core changes, full Python pipeline/plugin system, layout and table extraction, PDF-cloning fixture generation, extraction calibration, and NIST document-validation tooling for AI governance.</w:t>
+        <w:t>Develop a heavily diverged fork of pdf_oxide (origin: yfedoseev/pdf_oxide, MIT/Apache-2.0; independent since Mar 2026): 430 commits, ~137K lines added across Rust-core changes, Python pipeline/plugin work, layout/table extraction, PDF-cloning fixtures, extraction calibration, and NIST document-validation tooling.</w:t>
       </w:r>
     </w:p>
     <w:p>
@@ -110,15 +142,7 @@
         <w:pStyle w:val="ListBullet"/>
       </w:pPr>
       <w:r>
-        <w:t>Authored agent-skills: 340+ reusable agent capabilities (compliance evidence mapping, document AI, LLM evaluation, retrieval) and 90+ bounded worker roles, ~85% gated by deterministic sanity checks. Covers prompt engineering, adversarial/blind testing with ground-truth fixtures, drift detection, and model fine-tuning and classifier training — public repo, private runtime.</w:t>
-      </w:r>
-    </w:p>
-    <w:p>
-      <w:pPr>
-        <w:pStyle w:val="ListBullet"/>
-      </w:pPr>
-      <w:r>
-        <w:t>Built an ArangoDB agent-memory platform (private, regulated): retrieval-augmented generation (RAG) and GraphRAG over vector databases and knowledge graphs — ~219K evidence-grounded QRA records across 7K+ security controls (NIST 800-53/171, CWE, MITRE ATT&amp;CK, D3FEND), hybrid BM25 + vector recall over 2.2M chunks, ~94K Lean 4 theorems indexed for requirements-to-proof retrieval.</w:t>
+        <w:t>Built private ArangoDB memory/compliance systems with hybrid BM25, vector, and graph recall over large evidence corpora; public claims are bounded to non-ITAR architecture, scale, and method.</w:t>
       </w:r>
     </w:p>
     <w:p>

--- a/docs/resume/graham-anderson-resume.docx
+++ b/docs/resume/graham-anderson-resume.docx
@@ -22,7 +22,7 @@
     </w:p>
     <w:p>
       <w:r>
-        <w:t>I build agent systems that can prove what they did.</w:t>
+        <w:t>I build agent systems that leave evidence of what they did.</w:t>
       </w:r>
     </w:p>
     <w:p>
@@ -55,12 +55,12 @@
     </w:p>
     <w:p>
       <w:r>
-        <w:t>Principal AI Engineer and AI Architect building verifiable agent systems, knowledge-graph platforms, and AI infrastructure for high-consequence environments. I have led DARPA research, delivered under ITAR constraints, and now run a one-person applied R&amp;D practice across architecture, code, evaluation, interfaces, and technical briefing.</w:t>
+        <w:t>Principal AI Engineer and AI Architect building verifiable agent systems, knowledge-graph platforms, and AI infrastructure for regulated technical environments. Most of my recent work sits in export-controlled aerospace and software-assurance settings, so I keep public claims focused on architecture, code, evaluation, interfaces, and technical briefing.</w:t>
       </w:r>
     </w:p>
     <w:p>
       <w:r>
-        <w:t>My path runs through commercial composition, Webby-recognized interactive production, data science, defense research, formal methods, and agent systems. I am most useful when the problem crosses disciplines and still needs one person to take responsibility for the complete result. Open to scoped consulting and selected Principal, Staff, Architect, LLM Platform, and Security/Compliance AI roles.</w:t>
+        <w:t>My path has been unusual: interactive production, data science, and now defense R&amp;D. Along the way I have built systems across games, sports/media campaigns, research programs, and aerospace work without losing the habit of staying close to the work. I work best when the problem crosses disciplines and still needs one person to take responsibility for the complete result. Open to scoped consulting and selected Principal, Staff, Architect, LLM Platform, and Security/Compliance AI roles.</w:t>
       </w:r>
     </w:p>
     <w:p>
@@ -295,7 +295,7 @@
     </w:p>
     <w:p>
       <w:r>
-        <w:t>Client work is mostly export-controlled, so here is the public, verifiable side — including the fun stuff:</w:t>
+        <w:t>Client work is mostly export-controlled, so here is the public, verifiable side:</w:t>
       </w:r>
     </w:p>
     <w:p>
@@ -303,7 +303,7 @@
         <w:pStyle w:val="ListBullet"/>
       </w:pPr>
       <w:r>
-        <w:t>agent-skills — my living resume: 340+ reusable agent skills, 90+ worker roles, ~85% with sanity gates. Public repo, private runtime.</w:t>
+        <w:t>agent-skills — public working record: 340+ reusable agent skills, 90+ worker roles, ~85% with sanity gates. Public repo, private runtime.</w:t>
       </w:r>
     </w:p>
     <w:p>

--- a/docs/resume/graham-anderson-resume.docx
+++ b/docs/resume/graham-anderson-resume.docx
@@ -60,7 +60,7 @@
     </w:p>
     <w:p>
       <w:r>
-        <w:t>My path has been unusual: interactive production, data science, and now defense R&amp;D. Along the way I have built systems across games, sports/media campaigns, research programs, and aerospace work without losing the habit of staying close to the work. I work best when the problem crosses disciplines and still needs one person to take responsibility for the complete result. Open to scoped consulting and selected Principal, Staff, Architect, LLM Platform, and Security/Compliance AI roles.</w:t>
+        <w:t>My path has been unusual: interactive production, data science, and now defense R&amp;D. Earlier on, that included commercial and interactive work around familiar names like Sony, Adidas, X-Games, Disney, Microsoft, and Toyota; more recently it has meant aerospace, software assurance, and agent systems. I work best when the problem crosses disciplines and still needs one person to take responsibility for the complete result. Open to scoped consulting and selected Principal, Staff, Architect, LLM Platform, and Security/Compliance AI roles.</w:t>
       </w:r>
     </w:p>
     <w:p>

--- a/docs/resume/graham-anderson-resume.docx
+++ b/docs/resume/graham-anderson-resume.docx
@@ -12,7 +12,7 @@
     </w:p>
     <w:p>
       <w:r>
-        <w:t>Buffalo, NY · Buffalo-area hybrid/onsite or remote</w:t>
+        <w:t>Buffalo, NY (EST)</w:t>
       </w:r>
     </w:p>
     <w:p>
@@ -22,7 +22,7 @@
     </w:p>
     <w:p>
       <w:r>
-        <w:t>I build agent systems that can prove what they did.</w:t>
+        <w:t>I build agent systems that leave evidence of what they did.</w:t>
       </w:r>
     </w:p>
     <w:p>
@@ -55,12 +55,12 @@
     </w:p>
     <w:p>
       <w:r>
-        <w:t>Principal AI Engineer and AI Architect building verifiable agent systems, knowledge-graph platforms, and AI infrastructure for high-consequence environments. I have led DARPA research, delivered under ITAR constraints, and now run a one-person applied R&amp;D practice across architecture, code, evaluation, interfaces, and technical briefing.</w:t>
+        <w:t>Principal AI Engineer and AI Architect building verifiable agent systems, knowledge-graph platforms, and AI infrastructure for regulated technical environments. Most of my recent work sits in export-controlled aerospace and software-assurance settings, so I keep public claims focused on architecture, code, evaluation, interfaces, and technical briefing.</w:t>
       </w:r>
     </w:p>
     <w:p>
       <w:r>
-        <w:t>My path runs through commercial composition, Webby-recognized interactive production, data science, defense research, formal methods, and agent systems. I am most useful when the problem crosses disciplines and still needs one person to take responsibility for the complete result. Open to scoped consulting and selected Principal, Staff, Architect, LLM Platform, and Security/Compliance AI roles.</w:t>
+        <w:t>My path has been unusual: interactive production, data science, and now defense R&amp;D. Earlier on, that included commercial and interactive work around familiar names like Sony, Adidas, X-Games, Disney, Microsoft, and Toyota; more recently it has meant aerospace, software assurance, and agent systems. I work best when the problem crosses disciplines and still needs one person to take responsibility for the complete result. Open to scoped consulting and selected Principal, Staff, Architect, LLM Platform, and Security/Compliance AI roles.</w:t>
       </w:r>
     </w:p>
     <w:p>
@@ -295,7 +295,7 @@
     </w:p>
     <w:p>
       <w:r>
-        <w:t>Client work is mostly export-controlled, so here is the public, verifiable side — including the fun stuff:</w:t>
+        <w:t>Client work is mostly export-controlled, so here is the public, verifiable side:</w:t>
       </w:r>
     </w:p>
     <w:p>
@@ -303,7 +303,7 @@
         <w:pStyle w:val="ListBullet"/>
       </w:pPr>
       <w:r>
-        <w:t>agent-skills — my living resume: 340+ reusable agent skills, 90+ worker roles, ~85% with sanity gates. Public repo, private runtime.</w:t>
+        <w:t>agent-skills — public working record: 340+ reusable agent skills, 90+ worker roles, ~85% with sanity gates. Public repo, private runtime.</w:t>
       </w:r>
     </w:p>
     <w:p>

--- a/docs/resume/graham-anderson-resume.docx
+++ b/docs/resume/graham-anderson-resume.docx
@@ -12,7 +12,7 @@
     </w:p>
     <w:p>
       <w:r>
-        <w:t>Buffalo, NY · Buffalo-area hybrid/onsite or remote</w:t>
+        <w:t>Buffalo, NY (EST)</w:t>
       </w:r>
     </w:p>
     <w:p>

--- a/docs/resume/graham-anderson-resume.docx
+++ b/docs/resume/graham-anderson-resume.docx
@@ -225,6 +225,14 @@
       </w:pPr>
       <w:r>
         <w:t>Led design and delivery of ACERT (Automated Certification of Requirements Tool): architected the ArangoDB knowledge-graph schema and LLM-assisted reasoning pipeline for multi-hop compliance verification of mission-critical software against complex certification standards.</w:t>
+      </w:r>
+    </w:p>
+    <w:p>
+      <w:pPr>
+        <w:pStyle w:val="ListBullet"/>
+      </w:pPr>
+      <w:r>
+        <w:t>Extraction pipeline and datalake ran on AWS GovCloud, processing Boeing engineering documents for program partners.</w:t>
       </w:r>
     </w:p>
     <w:p>
